--- a/docs/Проект системы.docx
+++ b/docs/Проект системы.docx
@@ -332,8 +332,9 @@
           <w:sz w:val="28"/>
           <w:szCs w:val="28"/>
         </w:rPr>
-        <w:t>Студент гр. 58</w:t>
-      </w:r>
+        <w:t xml:space="preserve">Студент гр. </w:t>
+      </w:r>
+      <w:proofErr w:type="gramStart"/>
       <w:r>
         <w:rPr>
           <w:rFonts w:ascii="Times New Roman" w:eastAsia="Times New Roman" w:hAnsi="Times New Roman" w:cs="Times New Roman"/>
@@ -341,7 +342,7 @@
           <w:sz w:val="28"/>
           <w:szCs w:val="28"/>
         </w:rPr>
-        <w:t>3</w:t>
+        <w:t>58</w:t>
       </w:r>
       <w:r>
         <w:rPr>
@@ -350,7 +351,7 @@
           <w:sz w:val="28"/>
           <w:szCs w:val="28"/>
         </w:rPr>
-        <w:t>-</w:t>
+        <w:t>3</w:t>
       </w:r>
       <w:r>
         <w:rPr>
@@ -359,8 +360,18 @@
           <w:sz w:val="28"/>
           <w:szCs w:val="28"/>
         </w:rPr>
+        <w:t>-</w:t>
+      </w:r>
+      <w:r>
+        <w:rPr>
+          <w:rFonts w:ascii="Times New Roman" w:eastAsia="Times New Roman" w:hAnsi="Times New Roman" w:cs="Times New Roman"/>
+          <w:color w:val="000000" w:themeColor="text1"/>
+          <w:sz w:val="28"/>
+          <w:szCs w:val="28"/>
+        </w:rPr>
         <w:t>1</w:t>
       </w:r>
+      <w:proofErr w:type="gramEnd"/>
     </w:p>
     <w:p>
       <w:pPr>
@@ -389,7 +400,7 @@
           <w:sz w:val="28"/>
           <w:szCs w:val="28"/>
         </w:rPr>
-        <w:t>Белоус</w:t>
+        <w:t>Кученко</w:t>
       </w:r>
       <w:r>
         <w:rPr>
@@ -407,7 +418,7 @@
           <w:sz w:val="28"/>
           <w:szCs w:val="28"/>
         </w:rPr>
-        <w:t>Г</w:t>
+        <w:t>А</w:t>
       </w:r>
       <w:r>
         <w:rPr>
@@ -425,7 +436,7 @@
           <w:sz w:val="28"/>
           <w:szCs w:val="28"/>
         </w:rPr>
-        <w:t>В</w:t>
+        <w:t>С</w:t>
       </w:r>
       <w:r>
         <w:rPr>
@@ -552,7 +563,34 @@
           <w:szCs w:val="28"/>
         </w:rPr>
         <w:br/>
-        <w:t>к.т.н, доцент каф. КСУП</w:t>
+      </w:r>
+      <w:proofErr w:type="spellStart"/>
+      <w:r>
+        <w:rPr>
+          <w:rFonts w:ascii="Times New Roman" w:eastAsia="Times New Roman" w:hAnsi="Times New Roman" w:cs="Times New Roman"/>
+          <w:sz w:val="28"/>
+          <w:szCs w:val="28"/>
+        </w:rPr>
+        <w:t>к.</w:t>
+      </w:r>
+      <w:proofErr w:type="gramStart"/>
+      <w:r>
+        <w:rPr>
+          <w:rFonts w:ascii="Times New Roman" w:eastAsia="Times New Roman" w:hAnsi="Times New Roman" w:cs="Times New Roman"/>
+          <w:sz w:val="28"/>
+          <w:szCs w:val="28"/>
+        </w:rPr>
+        <w:t>т.н</w:t>
+      </w:r>
+      <w:proofErr w:type="spellEnd"/>
+      <w:proofErr w:type="gramEnd"/>
+      <w:r>
+        <w:rPr>
+          <w:rFonts w:ascii="Times New Roman" w:eastAsia="Times New Roman" w:hAnsi="Times New Roman" w:cs="Times New Roman"/>
+          <w:sz w:val="28"/>
+          <w:szCs w:val="28"/>
+        </w:rPr>
+        <w:t>, доцент каф. КСУП</w:t>
       </w:r>
     </w:p>
     <w:p>
@@ -575,6 +613,7 @@
         </w:rPr>
         <w:t xml:space="preserve">____________ / </w:t>
       </w:r>
+      <w:proofErr w:type="spellStart"/>
       <w:r>
         <w:rPr>
           <w:rFonts w:ascii="Times New Roman" w:eastAsia="Times New Roman" w:hAnsi="Times New Roman" w:cs="Times New Roman"/>
@@ -582,7 +621,17 @@
           <w:sz w:val="28"/>
           <w:szCs w:val="28"/>
         </w:rPr>
-        <w:t>Калентьев А.А</w:t>
+        <w:t>Калентьев</w:t>
+      </w:r>
+      <w:proofErr w:type="spellEnd"/>
+      <w:r>
+        <w:rPr>
+          <w:rFonts w:ascii="Times New Roman" w:eastAsia="Times New Roman" w:hAnsi="Times New Roman" w:cs="Times New Roman"/>
+          <w:color w:val="000000" w:themeColor="text1"/>
+          <w:sz w:val="28"/>
+          <w:szCs w:val="28"/>
+        </w:rPr>
+        <w:t xml:space="preserve"> А.А</w:t>
       </w:r>
       <w:r>
         <w:rPr>
@@ -1113,7 +1162,25 @@
           <w:sz w:val="28"/>
           <w:szCs w:val="28"/>
         </w:rPr>
-        <w:t>Проектирование — это комплекс работ с целью получения описаний нового или модернизируемого технического объекта, достаточных для реализации или изготовления объекта в заданных условиях. В процессе проектирования возникает необходимость создания описания, необходимого для построения еще не существующего объекта. Получаемые при проектировании описания бывают окончательными или промежуточными. Окончательные описания представляют собой комплект конструкторско-технологической документации в виде чертежей, спецификаций, программ для ЭВМ и автоматизированных комплексов и т.д. [1]</w:t>
+        <w:t xml:space="preserve">Проектирование — это комплекс работ с целью получения описаний нового или модернизируемого технического объекта, достаточных для реализации или изготовления объекта в заданных условиях. В процессе проектирования возникает необходимость создания описания, необходимого для построения еще не существующего объекта. Получаемые при проектировании описания бывают окончательными или промежуточными. Окончательные описания представляют собой комплект конструкторско-технологической документации в виде чертежей, спецификаций, программ для ЭВМ и автоматизированных комплексов и </w:t>
+      </w:r>
+      <w:proofErr w:type="gramStart"/>
+      <w:r>
+        <w:rPr>
+          <w:rFonts w:ascii="Times New Roman" w:hAnsi="Times New Roman" w:cs="Times New Roman"/>
+          <w:sz w:val="28"/>
+          <w:szCs w:val="28"/>
+        </w:rPr>
+        <w:t>т.д.</w:t>
+      </w:r>
+      <w:proofErr w:type="gramEnd"/>
+      <w:r>
+        <w:rPr>
+          <w:rFonts w:ascii="Times New Roman" w:hAnsi="Times New Roman" w:cs="Times New Roman"/>
+          <w:sz w:val="28"/>
+          <w:szCs w:val="28"/>
+        </w:rPr>
+        <w:t xml:space="preserve"> [1]</w:t>
       </w:r>
     </w:p>
     <w:p>
@@ -1254,7 +1321,43 @@
           <w:sz w:val="28"/>
           <w:szCs w:val="28"/>
         </w:rPr>
-        <w:t>Аналогами «КОМПАС-3D» являются другие системы автоматизированного проектирования, предназначенные для трехмерного моделирования и разработки конструкторской документации, например Autodesk Inventor и SolidWorks. Выбор «КОМПАС-3D» для разработки плагина связан с использованием данной САПР в качестве среды построения разрабатываемой модели и возможностью программного взаимодействия с ее объектами посредством API.</w:t>
+        <w:t xml:space="preserve">Аналогами «КОМПАС-3D» являются другие системы автоматизированного проектирования, предназначенные для трехмерного моделирования и разработки конструкторской документации, например Autodesk </w:t>
+      </w:r>
+      <w:proofErr w:type="spellStart"/>
+      <w:r>
+        <w:rPr>
+          <w:rFonts w:ascii="Times New Roman" w:hAnsi="Times New Roman" w:cs="Times New Roman"/>
+          <w:sz w:val="28"/>
+          <w:szCs w:val="28"/>
+        </w:rPr>
+        <w:t>Inventor</w:t>
+      </w:r>
+      <w:proofErr w:type="spellEnd"/>
+      <w:r>
+        <w:rPr>
+          <w:rFonts w:ascii="Times New Roman" w:hAnsi="Times New Roman" w:cs="Times New Roman"/>
+          <w:sz w:val="28"/>
+          <w:szCs w:val="28"/>
+        </w:rPr>
+        <w:t xml:space="preserve"> и </w:t>
+      </w:r>
+      <w:proofErr w:type="spellStart"/>
+      <w:r>
+        <w:rPr>
+          <w:rFonts w:ascii="Times New Roman" w:hAnsi="Times New Roman" w:cs="Times New Roman"/>
+          <w:sz w:val="28"/>
+          <w:szCs w:val="28"/>
+        </w:rPr>
+        <w:t>SolidWorks</w:t>
+      </w:r>
+      <w:proofErr w:type="spellEnd"/>
+      <w:r>
+        <w:rPr>
+          <w:rFonts w:ascii="Times New Roman" w:hAnsi="Times New Roman" w:cs="Times New Roman"/>
+          <w:sz w:val="28"/>
+          <w:szCs w:val="28"/>
+        </w:rPr>
+        <w:t>. Выбор «КОМПАС-3D» для разработки плагина связан с использованием данной САПР в качестве среды построения разрабатываемой модели и возможностью программного взаимодействия с ее объектами посредством API.</w:t>
       </w:r>
     </w:p>
     <w:p>
@@ -1343,7 +1446,25 @@
           <w:sz w:val="28"/>
           <w:szCs w:val="28"/>
         </w:rPr>
-        <w:t>Аббревиатура API расшифровывается как «Application Programming Interface» (интерфейс программирования приложений, программный интерфейс приложения). API представляет собой набор программных интерфейсов, классов, методов и других средств, предназначенных для взаимодействия программного обеспечения с другими приложениями и его компонентами.</w:t>
+        <w:t xml:space="preserve">Аббревиатура API расшифровывается как «Application </w:t>
+      </w:r>
+      <w:proofErr w:type="spellStart"/>
+      <w:r>
+        <w:rPr>
+          <w:rFonts w:ascii="Times New Roman" w:hAnsi="Times New Roman" w:cs="Times New Roman"/>
+          <w:sz w:val="28"/>
+          <w:szCs w:val="28"/>
+        </w:rPr>
+        <w:t>Programming</w:t>
+      </w:r>
+      <w:proofErr w:type="spellEnd"/>
+      <w:r>
+        <w:rPr>
+          <w:rFonts w:ascii="Times New Roman" w:hAnsi="Times New Roman" w:cs="Times New Roman"/>
+          <w:sz w:val="28"/>
+          <w:szCs w:val="28"/>
+        </w:rPr>
+        <w:t xml:space="preserve"> Interface» (интерфейс программирования приложений, программный интерфейс приложения). API представляет собой набор программных интерфейсов, классов, методов и других средств, предназначенных для взаимодействия программного обеспечения с другими приложениями и его компонентами.</w:t>
       </w:r>
     </w:p>
     <w:p>
@@ -1383,7 +1504,25 @@
           <w:sz w:val="28"/>
           <w:szCs w:val="28"/>
         </w:rPr>
-        <w:t xml:space="preserve">Центральным интерфейсом взаимодействия с приложением является KompasObject. С его помощью можно получить указатель на текущий или создаваемый документ трехмерной модели. Метод Document3D возвращает интерфейс документа трехмерной модели ksDocument3D. </w:t>
+        <w:t xml:space="preserve">Центральным интерфейсом взаимодействия с приложением является </w:t>
+      </w:r>
+      <w:proofErr w:type="spellStart"/>
+      <w:r>
+        <w:rPr>
+          <w:rFonts w:ascii="Times New Roman" w:hAnsi="Times New Roman" w:cs="Times New Roman"/>
+          <w:sz w:val="28"/>
+          <w:szCs w:val="28"/>
+        </w:rPr>
+        <w:t>KompasObject</w:t>
+      </w:r>
+      <w:proofErr w:type="spellEnd"/>
+      <w:r>
+        <w:rPr>
+          <w:rFonts w:ascii="Times New Roman" w:hAnsi="Times New Roman" w:cs="Times New Roman"/>
+          <w:sz w:val="28"/>
+          <w:szCs w:val="28"/>
+        </w:rPr>
+        <w:t xml:space="preserve">. С его помощью можно получить указатель на текущий или создаваемый документ трехмерной модели. Метод Document3D возвращает интерфейс документа трехмерной модели ksDocument3D. </w:t>
       </w:r>
     </w:p>
     <w:p>
@@ -1403,7 +1542,79 @@
           <w:sz w:val="28"/>
           <w:szCs w:val="28"/>
         </w:rPr>
-        <w:t xml:space="preserve">В разрабатываемом плагине API КОМПАС-3D будет использоваться для создания документа детали, получения доступа к детали и создания объектов трехмерной модели. Для этого предполагается использовать интерфейсы ksDocument3D, ksPart и ksEntity. Интерфейс ksPart представляет деталь или подсборку и позволяет работать с объектами модели, а ksEntity используется для представления отдельных элементов модели, в том числе формообразующих операций. </w:t>
+        <w:t xml:space="preserve">В разрабатываемом плагине API КОМПАС-3D будет использоваться для создания документа детали, получения доступа к детали и создания объектов трехмерной модели. Для этого предполагается использовать интерфейсы ksDocument3D, </w:t>
+      </w:r>
+      <w:proofErr w:type="spellStart"/>
+      <w:r>
+        <w:rPr>
+          <w:rFonts w:ascii="Times New Roman" w:hAnsi="Times New Roman" w:cs="Times New Roman"/>
+          <w:sz w:val="28"/>
+          <w:szCs w:val="28"/>
+        </w:rPr>
+        <w:t>ksPart</w:t>
+      </w:r>
+      <w:proofErr w:type="spellEnd"/>
+      <w:r>
+        <w:rPr>
+          <w:rFonts w:ascii="Times New Roman" w:hAnsi="Times New Roman" w:cs="Times New Roman"/>
+          <w:sz w:val="28"/>
+          <w:szCs w:val="28"/>
+        </w:rPr>
+        <w:t xml:space="preserve"> и </w:t>
+      </w:r>
+      <w:proofErr w:type="spellStart"/>
+      <w:r>
+        <w:rPr>
+          <w:rFonts w:ascii="Times New Roman" w:hAnsi="Times New Roman" w:cs="Times New Roman"/>
+          <w:sz w:val="28"/>
+          <w:szCs w:val="28"/>
+        </w:rPr>
+        <w:t>ksEntity</w:t>
+      </w:r>
+      <w:proofErr w:type="spellEnd"/>
+      <w:r>
+        <w:rPr>
+          <w:rFonts w:ascii="Times New Roman" w:hAnsi="Times New Roman" w:cs="Times New Roman"/>
+          <w:sz w:val="28"/>
+          <w:szCs w:val="28"/>
+        </w:rPr>
+        <w:t xml:space="preserve">. Интерфейс </w:t>
+      </w:r>
+      <w:proofErr w:type="spellStart"/>
+      <w:r>
+        <w:rPr>
+          <w:rFonts w:ascii="Times New Roman" w:hAnsi="Times New Roman" w:cs="Times New Roman"/>
+          <w:sz w:val="28"/>
+          <w:szCs w:val="28"/>
+        </w:rPr>
+        <w:t>ksPart</w:t>
+      </w:r>
+      <w:proofErr w:type="spellEnd"/>
+      <w:r>
+        <w:rPr>
+          <w:rFonts w:ascii="Times New Roman" w:hAnsi="Times New Roman" w:cs="Times New Roman"/>
+          <w:sz w:val="28"/>
+          <w:szCs w:val="28"/>
+        </w:rPr>
+        <w:t xml:space="preserve"> представляет деталь или подсборку и позволяет работать с объектами модели, а </w:t>
+      </w:r>
+      <w:proofErr w:type="spellStart"/>
+      <w:r>
+        <w:rPr>
+          <w:rFonts w:ascii="Times New Roman" w:hAnsi="Times New Roman" w:cs="Times New Roman"/>
+          <w:sz w:val="28"/>
+          <w:szCs w:val="28"/>
+        </w:rPr>
+        <w:t>ksEntity</w:t>
+      </w:r>
+      <w:proofErr w:type="spellEnd"/>
+      <w:r>
+        <w:rPr>
+          <w:rFonts w:ascii="Times New Roman" w:hAnsi="Times New Roman" w:cs="Times New Roman"/>
+          <w:sz w:val="28"/>
+          <w:szCs w:val="28"/>
+        </w:rPr>
+        <w:t xml:space="preserve"> используется для представления отдельных элементов модели, в том числе формообразующих операций. </w:t>
       </w:r>
     </w:p>
     <w:p>
@@ -1423,7 +1634,43 @@
           <w:sz w:val="28"/>
           <w:szCs w:val="28"/>
         </w:rPr>
-        <w:t xml:space="preserve">Создание объектов модели выполняется с использованием метода NewEntity, которому передается тип создаваемого объекта. После получения интерфейса объекта его фактическое создание в модели выполняется методом Create. Для изменения ранее созданного объекта используется метод Update. </w:t>
+        <w:t xml:space="preserve">Создание объектов модели выполняется с использованием метода </w:t>
+      </w:r>
+      <w:proofErr w:type="spellStart"/>
+      <w:r>
+        <w:rPr>
+          <w:rFonts w:ascii="Times New Roman" w:hAnsi="Times New Roman" w:cs="Times New Roman"/>
+          <w:sz w:val="28"/>
+          <w:szCs w:val="28"/>
+        </w:rPr>
+        <w:t>NewEntity</w:t>
+      </w:r>
+      <w:proofErr w:type="spellEnd"/>
+      <w:r>
+        <w:rPr>
+          <w:rFonts w:ascii="Times New Roman" w:hAnsi="Times New Roman" w:cs="Times New Roman"/>
+          <w:sz w:val="28"/>
+          <w:szCs w:val="28"/>
+        </w:rPr>
+        <w:t xml:space="preserve">, которому передается тип создаваемого объекта. После получения интерфейса объекта его фактическое создание в модели выполняется методом </w:t>
+      </w:r>
+      <w:proofErr w:type="spellStart"/>
+      <w:r>
+        <w:rPr>
+          <w:rFonts w:ascii="Times New Roman" w:hAnsi="Times New Roman" w:cs="Times New Roman"/>
+          <w:sz w:val="28"/>
+          <w:szCs w:val="28"/>
+        </w:rPr>
+        <w:t>Create</w:t>
+      </w:r>
+      <w:proofErr w:type="spellEnd"/>
+      <w:r>
+        <w:rPr>
+          <w:rFonts w:ascii="Times New Roman" w:hAnsi="Times New Roman" w:cs="Times New Roman"/>
+          <w:sz w:val="28"/>
+          <w:szCs w:val="28"/>
+        </w:rPr>
+        <w:t xml:space="preserve">. Для изменения ранее созданного объекта используется метод Update. </w:t>
       </w:r>
     </w:p>
     <w:p>
@@ -1666,6 +1913,7 @@
                 <w:szCs w:val="28"/>
               </w:rPr>
             </w:pPr>
+            <w:proofErr w:type="spellStart"/>
             <w:r>
               <w:rPr>
                 <w:rStyle w:val="HTML"/>
@@ -1675,6 +1923,7 @@
               </w:rPr>
               <w:t>KompasObject</w:t>
             </w:r>
+            <w:proofErr w:type="spellEnd"/>
           </w:p>
         </w:tc>
         <w:tc>
@@ -1778,6 +2027,7 @@
                 <w:szCs w:val="28"/>
               </w:rPr>
             </w:pPr>
+            <w:proofErr w:type="spellStart"/>
             <w:r>
               <w:rPr>
                 <w:rStyle w:val="HTML"/>
@@ -1787,6 +2037,7 @@
               </w:rPr>
               <w:t>ksPart</w:t>
             </w:r>
+            <w:proofErr w:type="spellEnd"/>
           </w:p>
         </w:tc>
         <w:tc>
@@ -1834,6 +2085,7 @@
                 <w:szCs w:val="28"/>
               </w:rPr>
             </w:pPr>
+            <w:proofErr w:type="spellStart"/>
             <w:r>
               <w:rPr>
                 <w:rStyle w:val="HTML"/>
@@ -1843,6 +2095,7 @@
               </w:rPr>
               <w:t>ksEntity</w:t>
             </w:r>
+            <w:proofErr w:type="spellEnd"/>
           </w:p>
         </w:tc>
         <w:tc>
@@ -2133,7 +2386,27 @@
                 <w:sz w:val="26"/>
                 <w:szCs w:val="26"/>
               </w:rPr>
-              <w:t>Document3D()</w:t>
+              <w:t>Document3</w:t>
+            </w:r>
+            <w:proofErr w:type="gramStart"/>
+            <w:r>
+              <w:rPr>
+                <w:rStyle w:val="HTML"/>
+                <w:rFonts w:ascii="Times New Roman" w:eastAsiaTheme="minorHAnsi" w:hAnsi="Times New Roman" w:cs="Times New Roman"/>
+                <w:sz w:val="26"/>
+                <w:szCs w:val="26"/>
+              </w:rPr>
+              <w:t>D(</w:t>
+            </w:r>
+            <w:proofErr w:type="gramEnd"/>
+            <w:r>
+              <w:rPr>
+                <w:rStyle w:val="HTML"/>
+                <w:rFonts w:ascii="Times New Roman" w:eastAsiaTheme="minorHAnsi" w:hAnsi="Times New Roman" w:cs="Times New Roman"/>
+                <w:sz w:val="26"/>
+                <w:szCs w:val="26"/>
+              </w:rPr>
+              <w:t>)</w:t>
             </w:r>
           </w:p>
         </w:tc>
@@ -2230,6 +2503,8 @@
                 <w:szCs w:val="26"/>
               </w:rPr>
             </w:pPr>
+            <w:proofErr w:type="spellStart"/>
+            <w:proofErr w:type="gramStart"/>
             <w:r>
               <w:rPr>
                 <w:rStyle w:val="HTML"/>
@@ -2237,7 +2512,58 @@
                 <w:sz w:val="26"/>
                 <w:szCs w:val="26"/>
               </w:rPr>
-              <w:t>GetParamStruct(short structType)</w:t>
+              <w:t>GetParamStruct</w:t>
+            </w:r>
+            <w:proofErr w:type="spellEnd"/>
+            <w:r>
+              <w:rPr>
+                <w:rStyle w:val="HTML"/>
+                <w:rFonts w:ascii="Times New Roman" w:eastAsiaTheme="minorHAnsi" w:hAnsi="Times New Roman" w:cs="Times New Roman"/>
+                <w:sz w:val="26"/>
+                <w:szCs w:val="26"/>
+              </w:rPr>
+              <w:t>(</w:t>
+            </w:r>
+            <w:proofErr w:type="spellStart"/>
+            <w:proofErr w:type="gramEnd"/>
+            <w:r>
+              <w:rPr>
+                <w:rStyle w:val="HTML"/>
+                <w:rFonts w:ascii="Times New Roman" w:eastAsiaTheme="minorHAnsi" w:hAnsi="Times New Roman" w:cs="Times New Roman"/>
+                <w:sz w:val="26"/>
+                <w:szCs w:val="26"/>
+              </w:rPr>
+              <w:t>short</w:t>
+            </w:r>
+            <w:proofErr w:type="spellEnd"/>
+            <w:r>
+              <w:rPr>
+                <w:rStyle w:val="HTML"/>
+                <w:rFonts w:ascii="Times New Roman" w:eastAsiaTheme="minorHAnsi" w:hAnsi="Times New Roman" w:cs="Times New Roman"/>
+                <w:sz w:val="26"/>
+                <w:szCs w:val="26"/>
+              </w:rPr>
+              <w:t xml:space="preserve"> </w:t>
+            </w:r>
+            <w:proofErr w:type="spellStart"/>
+            <w:r>
+              <w:rPr>
+                <w:rStyle w:val="HTML"/>
+                <w:rFonts w:ascii="Times New Roman" w:eastAsiaTheme="minorHAnsi" w:hAnsi="Times New Roman" w:cs="Times New Roman"/>
+                <w:sz w:val="26"/>
+                <w:szCs w:val="26"/>
+              </w:rPr>
+              <w:t>structType</w:t>
+            </w:r>
+            <w:proofErr w:type="spellEnd"/>
+            <w:r>
+              <w:rPr>
+                <w:rStyle w:val="HTML"/>
+                <w:rFonts w:ascii="Times New Roman" w:eastAsiaTheme="minorHAnsi" w:hAnsi="Times New Roman" w:cs="Times New Roman"/>
+                <w:sz w:val="26"/>
+                <w:szCs w:val="26"/>
+              </w:rPr>
+              <w:t>)</w:t>
             </w:r>
           </w:p>
         </w:tc>
@@ -2256,6 +2582,7 @@
                 <w:szCs w:val="26"/>
               </w:rPr>
             </w:pPr>
+            <w:proofErr w:type="spellStart"/>
             <w:r>
               <w:rPr>
                 <w:rStyle w:val="HTML"/>
@@ -2265,6 +2592,7 @@
               </w:rPr>
               <w:t>structType</w:t>
             </w:r>
+            <w:proofErr w:type="spellEnd"/>
             <w:r>
               <w:rPr>
                 <w:rFonts w:ascii="Times New Roman" w:hAnsi="Times New Roman" w:cs="Times New Roman"/>
@@ -2342,6 +2670,7 @@
                 <w:szCs w:val="26"/>
               </w:rPr>
             </w:pPr>
+            <w:proofErr w:type="spellStart"/>
             <w:r>
               <w:rPr>
                 <w:rStyle w:val="HTML"/>
@@ -2351,6 +2680,7 @@
               </w:rPr>
               <w:t>Visible</w:t>
             </w:r>
+            <w:proofErr w:type="spellEnd"/>
           </w:p>
         </w:tc>
         <w:tc>
@@ -2369,6 +2699,7 @@
                 <w:lang w:val="en-US"/>
               </w:rPr>
             </w:pPr>
+            <w:proofErr w:type="spellStart"/>
             <w:r>
               <w:rPr>
                 <w:rStyle w:val="HTML"/>
@@ -2378,6 +2709,7 @@
               </w:rPr>
               <w:t>bool</w:t>
             </w:r>
+            <w:proofErr w:type="spellEnd"/>
           </w:p>
         </w:tc>
         <w:tc>
@@ -2395,6 +2727,7 @@
                 <w:szCs w:val="26"/>
               </w:rPr>
             </w:pPr>
+            <w:proofErr w:type="spellStart"/>
             <w:r>
               <w:rPr>
                 <w:rStyle w:val="HTML"/>
@@ -2404,6 +2737,7 @@
               </w:rPr>
               <w:t>bool</w:t>
             </w:r>
+            <w:proofErr w:type="spellEnd"/>
           </w:p>
         </w:tc>
         <w:tc>
@@ -2448,6 +2782,8 @@
                 <w:szCs w:val="26"/>
               </w:rPr>
             </w:pPr>
+            <w:proofErr w:type="spellStart"/>
+            <w:proofErr w:type="gramStart"/>
             <w:r>
               <w:rPr>
                 <w:rStyle w:val="HTML"/>
@@ -2455,7 +2791,27 @@
                 <w:sz w:val="26"/>
                 <w:szCs w:val="26"/>
               </w:rPr>
-              <w:t>Quit()</w:t>
+              <w:t>Quit</w:t>
+            </w:r>
+            <w:proofErr w:type="spellEnd"/>
+            <w:r>
+              <w:rPr>
+                <w:rStyle w:val="HTML"/>
+                <w:rFonts w:ascii="Times New Roman" w:eastAsiaTheme="minorHAnsi" w:hAnsi="Times New Roman" w:cs="Times New Roman"/>
+                <w:sz w:val="26"/>
+                <w:szCs w:val="26"/>
+              </w:rPr>
+              <w:t>(</w:t>
+            </w:r>
+            <w:proofErr w:type="gramEnd"/>
+            <w:r>
+              <w:rPr>
+                <w:rStyle w:val="HTML"/>
+                <w:rFonts w:ascii="Times New Roman" w:eastAsiaTheme="minorHAnsi" w:hAnsi="Times New Roman" w:cs="Times New Roman"/>
+                <w:sz w:val="26"/>
+                <w:szCs w:val="26"/>
+              </w:rPr>
+              <w:t>)</w:t>
             </w:r>
           </w:p>
         </w:tc>
@@ -2553,6 +2909,8 @@
                 <w:szCs w:val="26"/>
               </w:rPr>
             </w:pPr>
+            <w:proofErr w:type="spellStart"/>
+            <w:proofErr w:type="gramStart"/>
             <w:r>
               <w:rPr>
                 <w:rStyle w:val="HTML"/>
@@ -2560,7 +2918,58 @@
                 <w:sz w:val="26"/>
                 <w:szCs w:val="26"/>
               </w:rPr>
-              <w:t>NewEntity(short objType)</w:t>
+              <w:t>NewEntity</w:t>
+            </w:r>
+            <w:proofErr w:type="spellEnd"/>
+            <w:r>
+              <w:rPr>
+                <w:rStyle w:val="HTML"/>
+                <w:rFonts w:ascii="Times New Roman" w:eastAsiaTheme="minorHAnsi" w:hAnsi="Times New Roman" w:cs="Times New Roman"/>
+                <w:sz w:val="26"/>
+                <w:szCs w:val="26"/>
+              </w:rPr>
+              <w:t>(</w:t>
+            </w:r>
+            <w:proofErr w:type="spellStart"/>
+            <w:proofErr w:type="gramEnd"/>
+            <w:r>
+              <w:rPr>
+                <w:rStyle w:val="HTML"/>
+                <w:rFonts w:ascii="Times New Roman" w:eastAsiaTheme="minorHAnsi" w:hAnsi="Times New Roman" w:cs="Times New Roman"/>
+                <w:sz w:val="26"/>
+                <w:szCs w:val="26"/>
+              </w:rPr>
+              <w:t>short</w:t>
+            </w:r>
+            <w:proofErr w:type="spellEnd"/>
+            <w:r>
+              <w:rPr>
+                <w:rStyle w:val="HTML"/>
+                <w:rFonts w:ascii="Times New Roman" w:eastAsiaTheme="minorHAnsi" w:hAnsi="Times New Roman" w:cs="Times New Roman"/>
+                <w:sz w:val="26"/>
+                <w:szCs w:val="26"/>
+              </w:rPr>
+              <w:t xml:space="preserve"> </w:t>
+            </w:r>
+            <w:proofErr w:type="spellStart"/>
+            <w:r>
+              <w:rPr>
+                <w:rStyle w:val="HTML"/>
+                <w:rFonts w:ascii="Times New Roman" w:eastAsiaTheme="minorHAnsi" w:hAnsi="Times New Roman" w:cs="Times New Roman"/>
+                <w:sz w:val="26"/>
+                <w:szCs w:val="26"/>
+              </w:rPr>
+              <w:t>objType</w:t>
+            </w:r>
+            <w:proofErr w:type="spellEnd"/>
+            <w:r>
+              <w:rPr>
+                <w:rStyle w:val="HTML"/>
+                <w:rFonts w:ascii="Times New Roman" w:eastAsiaTheme="minorHAnsi" w:hAnsi="Times New Roman" w:cs="Times New Roman"/>
+                <w:sz w:val="26"/>
+                <w:szCs w:val="26"/>
+              </w:rPr>
+              <w:t>)</w:t>
             </w:r>
           </w:p>
         </w:tc>
@@ -2580,6 +2989,7 @@
                 <w:lang w:val="en-US"/>
               </w:rPr>
             </w:pPr>
+            <w:proofErr w:type="spellStart"/>
             <w:r>
               <w:rPr>
                 <w:rStyle w:val="HTML"/>
@@ -2589,6 +2999,7 @@
               </w:rPr>
               <w:t>objType</w:t>
             </w:r>
+            <w:proofErr w:type="spellEnd"/>
             <w:r>
               <w:rPr>
                 <w:rFonts w:ascii="Times New Roman" w:hAnsi="Times New Roman" w:cs="Times New Roman"/>
@@ -2615,6 +3026,7 @@
                 <w:szCs w:val="26"/>
               </w:rPr>
             </w:pPr>
+            <w:proofErr w:type="spellStart"/>
             <w:r>
               <w:rPr>
                 <w:rStyle w:val="HTML"/>
@@ -2624,6 +3036,7 @@
               </w:rPr>
               <w:t>ksEntity</w:t>
             </w:r>
+            <w:proofErr w:type="spellEnd"/>
           </w:p>
         </w:tc>
         <w:tc>
@@ -2668,6 +3081,8 @@
                 <w:szCs w:val="26"/>
               </w:rPr>
             </w:pPr>
+            <w:proofErr w:type="spellStart"/>
+            <w:proofErr w:type="gramStart"/>
             <w:r>
               <w:rPr>
                 <w:rStyle w:val="HTML"/>
@@ -2675,7 +3090,58 @@
                 <w:sz w:val="26"/>
                 <w:szCs w:val="26"/>
               </w:rPr>
-              <w:t>GetDefaultEntity(short objType)</w:t>
+              <w:t>GetDefaultEntity</w:t>
+            </w:r>
+            <w:proofErr w:type="spellEnd"/>
+            <w:r>
+              <w:rPr>
+                <w:rStyle w:val="HTML"/>
+                <w:rFonts w:ascii="Times New Roman" w:eastAsiaTheme="minorHAnsi" w:hAnsi="Times New Roman" w:cs="Times New Roman"/>
+                <w:sz w:val="26"/>
+                <w:szCs w:val="26"/>
+              </w:rPr>
+              <w:t>(</w:t>
+            </w:r>
+            <w:proofErr w:type="spellStart"/>
+            <w:proofErr w:type="gramEnd"/>
+            <w:r>
+              <w:rPr>
+                <w:rStyle w:val="HTML"/>
+                <w:rFonts w:ascii="Times New Roman" w:eastAsiaTheme="minorHAnsi" w:hAnsi="Times New Roman" w:cs="Times New Roman"/>
+                <w:sz w:val="26"/>
+                <w:szCs w:val="26"/>
+              </w:rPr>
+              <w:t>short</w:t>
+            </w:r>
+            <w:proofErr w:type="spellEnd"/>
+            <w:r>
+              <w:rPr>
+                <w:rStyle w:val="HTML"/>
+                <w:rFonts w:ascii="Times New Roman" w:eastAsiaTheme="minorHAnsi" w:hAnsi="Times New Roman" w:cs="Times New Roman"/>
+                <w:sz w:val="26"/>
+                <w:szCs w:val="26"/>
+              </w:rPr>
+              <w:t xml:space="preserve"> </w:t>
+            </w:r>
+            <w:proofErr w:type="spellStart"/>
+            <w:r>
+              <w:rPr>
+                <w:rStyle w:val="HTML"/>
+                <w:rFonts w:ascii="Times New Roman" w:eastAsiaTheme="minorHAnsi" w:hAnsi="Times New Roman" w:cs="Times New Roman"/>
+                <w:sz w:val="26"/>
+                <w:szCs w:val="26"/>
+              </w:rPr>
+              <w:t>objType</w:t>
+            </w:r>
+            <w:proofErr w:type="spellEnd"/>
+            <w:r>
+              <w:rPr>
+                <w:rStyle w:val="HTML"/>
+                <w:rFonts w:ascii="Times New Roman" w:eastAsiaTheme="minorHAnsi" w:hAnsi="Times New Roman" w:cs="Times New Roman"/>
+                <w:sz w:val="26"/>
+                <w:szCs w:val="26"/>
+              </w:rPr>
+              <w:t>)</w:t>
             </w:r>
           </w:p>
         </w:tc>
@@ -2695,6 +3161,7 @@
                 <w:lang w:val="en-US"/>
               </w:rPr>
             </w:pPr>
+            <w:proofErr w:type="spellStart"/>
             <w:r>
               <w:rPr>
                 <w:rStyle w:val="HTML"/>
@@ -2704,6 +3171,7 @@
               </w:rPr>
               <w:t>objType</w:t>
             </w:r>
+            <w:proofErr w:type="spellEnd"/>
             <w:r>
               <w:rPr>
                 <w:rFonts w:ascii="Times New Roman" w:hAnsi="Times New Roman" w:cs="Times New Roman"/>
@@ -2729,6 +3197,7 @@
                 <w:szCs w:val="26"/>
               </w:rPr>
             </w:pPr>
+            <w:proofErr w:type="spellStart"/>
             <w:r>
               <w:rPr>
                 <w:rStyle w:val="HTML"/>
@@ -2738,6 +3207,7 @@
               </w:rPr>
               <w:t>ksEntity</w:t>
             </w:r>
+            <w:proofErr w:type="spellEnd"/>
           </w:p>
         </w:tc>
         <w:tc>
@@ -2783,6 +3253,8 @@
                 <w:szCs w:val="26"/>
               </w:rPr>
             </w:pPr>
+            <w:proofErr w:type="spellStart"/>
+            <w:proofErr w:type="gramStart"/>
             <w:r>
               <w:rPr>
                 <w:rStyle w:val="HTML"/>
@@ -2790,7 +3262,27 @@
                 <w:sz w:val="26"/>
                 <w:szCs w:val="26"/>
               </w:rPr>
-              <w:t>Create()</w:t>
+              <w:t>Create</w:t>
+            </w:r>
+            <w:proofErr w:type="spellEnd"/>
+            <w:r>
+              <w:rPr>
+                <w:rStyle w:val="HTML"/>
+                <w:rFonts w:ascii="Times New Roman" w:eastAsiaTheme="minorHAnsi" w:hAnsi="Times New Roman" w:cs="Times New Roman"/>
+                <w:sz w:val="26"/>
+                <w:szCs w:val="26"/>
+              </w:rPr>
+              <w:t>(</w:t>
+            </w:r>
+            <w:proofErr w:type="gramEnd"/>
+            <w:r>
+              <w:rPr>
+                <w:rStyle w:val="HTML"/>
+                <w:rFonts w:ascii="Times New Roman" w:eastAsiaTheme="minorHAnsi" w:hAnsi="Times New Roman" w:cs="Times New Roman"/>
+                <w:sz w:val="26"/>
+                <w:szCs w:val="26"/>
+              </w:rPr>
+              <w:t>)</w:t>
             </w:r>
           </w:p>
         </w:tc>
@@ -2836,6 +3328,7 @@
                 <w:szCs w:val="26"/>
               </w:rPr>
             </w:pPr>
+            <w:proofErr w:type="spellStart"/>
             <w:r>
               <w:rPr>
                 <w:rStyle w:val="HTML"/>
@@ -2845,6 +3338,7 @@
               </w:rPr>
               <w:t>bool</w:t>
             </w:r>
+            <w:proofErr w:type="spellEnd"/>
           </w:p>
         </w:tc>
         <w:tc>
@@ -2890,6 +3384,8 @@
                 <w:szCs w:val="26"/>
               </w:rPr>
             </w:pPr>
+            <w:proofErr w:type="spellStart"/>
+            <w:proofErr w:type="gramStart"/>
             <w:r>
               <w:rPr>
                 <w:rStyle w:val="HTML"/>
@@ -2897,7 +3393,27 @@
                 <w:sz w:val="26"/>
                 <w:szCs w:val="26"/>
               </w:rPr>
-              <w:t>GetDefinition()</w:t>
+              <w:t>GetDefinition</w:t>
+            </w:r>
+            <w:proofErr w:type="spellEnd"/>
+            <w:r>
+              <w:rPr>
+                <w:rStyle w:val="HTML"/>
+                <w:rFonts w:ascii="Times New Roman" w:eastAsiaTheme="minorHAnsi" w:hAnsi="Times New Roman" w:cs="Times New Roman"/>
+                <w:sz w:val="26"/>
+                <w:szCs w:val="26"/>
+              </w:rPr>
+              <w:t>(</w:t>
+            </w:r>
+            <w:proofErr w:type="gramEnd"/>
+            <w:r>
+              <w:rPr>
+                <w:rStyle w:val="HTML"/>
+                <w:rFonts w:ascii="Times New Roman" w:eastAsiaTheme="minorHAnsi" w:hAnsi="Times New Roman" w:cs="Times New Roman"/>
+                <w:sz w:val="26"/>
+                <w:szCs w:val="26"/>
+              </w:rPr>
+              <w:t>)</w:t>
             </w:r>
           </w:p>
         </w:tc>
@@ -2943,6 +3459,7 @@
                 <w:szCs w:val="26"/>
               </w:rPr>
             </w:pPr>
+            <w:proofErr w:type="spellStart"/>
             <w:r>
               <w:rPr>
                 <w:rStyle w:val="HTML"/>
@@ -2952,6 +3469,7 @@
               </w:rPr>
               <w:t>IUnknown</w:t>
             </w:r>
+            <w:proofErr w:type="spellEnd"/>
           </w:p>
         </w:tc>
         <w:tc>
@@ -2997,6 +3515,7 @@
                 <w:szCs w:val="26"/>
               </w:rPr>
             </w:pPr>
+            <w:proofErr w:type="gramStart"/>
             <w:r>
               <w:rPr>
                 <w:rStyle w:val="HTML"/>
@@ -3004,7 +3523,17 @@
                 <w:sz w:val="26"/>
                 <w:szCs w:val="26"/>
               </w:rPr>
-              <w:t>Update()</w:t>
+              <w:t>Update(</w:t>
+            </w:r>
+            <w:proofErr w:type="gramEnd"/>
+            <w:r>
+              <w:rPr>
+                <w:rStyle w:val="HTML"/>
+                <w:rFonts w:ascii="Times New Roman" w:eastAsiaTheme="minorHAnsi" w:hAnsi="Times New Roman" w:cs="Times New Roman"/>
+                <w:sz w:val="26"/>
+                <w:szCs w:val="26"/>
+              </w:rPr>
+              <w:t>)</w:t>
             </w:r>
           </w:p>
         </w:tc>
@@ -3050,6 +3579,7 @@
                 <w:szCs w:val="26"/>
               </w:rPr>
             </w:pPr>
+            <w:proofErr w:type="spellStart"/>
             <w:r>
               <w:rPr>
                 <w:rStyle w:val="HTML"/>
@@ -3059,6 +3589,7 @@
               </w:rPr>
               <w:t>bool</w:t>
             </w:r>
+            <w:proofErr w:type="spellEnd"/>
           </w:p>
         </w:tc>
         <w:tc>
@@ -3691,8 +4222,42 @@
           <w:sz w:val="28"/>
           <w:szCs w:val="28"/>
         </w:rPr>
-        <w:t>.3.1 Box Creator для FreeCAD</w:t>
-      </w:r>
+        <w:t xml:space="preserve">.3.1 Box </w:t>
+      </w:r>
+      <w:proofErr w:type="spellStart"/>
+      <w:r>
+        <w:rPr>
+          <w:rFonts w:ascii="Times New Roman" w:hAnsi="Times New Roman" w:cs="Times New Roman"/>
+          <w:b/>
+          <w:bCs/>
+          <w:sz w:val="28"/>
+          <w:szCs w:val="28"/>
+        </w:rPr>
+        <w:t>Creator</w:t>
+      </w:r>
+      <w:proofErr w:type="spellEnd"/>
+      <w:r>
+        <w:rPr>
+          <w:rFonts w:ascii="Times New Roman" w:hAnsi="Times New Roman" w:cs="Times New Roman"/>
+          <w:b/>
+          <w:bCs/>
+          <w:sz w:val="28"/>
+          <w:szCs w:val="28"/>
+        </w:rPr>
+        <w:t xml:space="preserve"> для </w:t>
+      </w:r>
+      <w:proofErr w:type="spellStart"/>
+      <w:r>
+        <w:rPr>
+          <w:rFonts w:ascii="Times New Roman" w:hAnsi="Times New Roman" w:cs="Times New Roman"/>
+          <w:b/>
+          <w:bCs/>
+          <w:sz w:val="28"/>
+          <w:szCs w:val="28"/>
+        </w:rPr>
+        <w:t>FreeCAD</w:t>
+      </w:r>
+      <w:proofErr w:type="spellEnd"/>
     </w:p>
     <w:p>
       <w:pPr>
@@ -3713,8 +4278,20 @@
           <w:sz w:val="28"/>
           <w:szCs w:val="28"/>
         </w:rPr>
-        <w:t>Box Creator</w:t>
-      </w:r>
+        <w:t xml:space="preserve">Box </w:t>
+      </w:r>
+      <w:proofErr w:type="spellStart"/>
+      <w:r>
+        <w:rPr>
+          <w:rFonts w:ascii="Times New Roman" w:hAnsi="Times New Roman" w:cs="Times New Roman"/>
+          <w:b/>
+          <w:bCs/>
+          <w:sz w:val="28"/>
+          <w:szCs w:val="28"/>
+        </w:rPr>
+        <w:t>Creator</w:t>
+      </w:r>
+      <w:proofErr w:type="spellEnd"/>
       <w:r>
         <w:rPr>
           <w:rFonts w:ascii="Times New Roman" w:hAnsi="Times New Roman" w:cs="Times New Roman"/>
@@ -3737,7 +4314,25 @@
           <w:sz w:val="28"/>
           <w:szCs w:val="28"/>
         </w:rPr>
-        <w:t xml:space="preserve"> макрос для системы автоматизированного проектирования FreeCAD, предназначенный для параметрического создания коробов. Пользователь может задавать размеры объекта, толщину материала, параметры отдельных сторон и создавать внутренние перегородки. Интерфейс макроса содержит поля для задания ширины, высоты, длины и толщины материала, а также элементы управления для создания перегородок.</w:t>
+        <w:t xml:space="preserve"> макрос для системы автоматизированного проектирования </w:t>
+      </w:r>
+      <w:proofErr w:type="spellStart"/>
+      <w:r>
+        <w:rPr>
+          <w:rFonts w:ascii="Times New Roman" w:hAnsi="Times New Roman" w:cs="Times New Roman"/>
+          <w:sz w:val="28"/>
+          <w:szCs w:val="28"/>
+        </w:rPr>
+        <w:t>FreeCAD</w:t>
+      </w:r>
+      <w:proofErr w:type="spellEnd"/>
+      <w:r>
+        <w:rPr>
+          <w:rFonts w:ascii="Times New Roman" w:hAnsi="Times New Roman" w:cs="Times New Roman"/>
+          <w:sz w:val="28"/>
+          <w:szCs w:val="28"/>
+        </w:rPr>
+        <w:t>, предназначенный для параметрического создания коробов. Пользователь может задавать размеры объекта, толщину материала, параметры отдельных сторон и создавать внутренние перегородки. Интерфейс макроса содержит поля для задания ширины, высоты, длины и толщины материала, а также элементы управления для создания перегородок.</w:t>
       </w:r>
     </w:p>
     <w:p>
@@ -3757,7 +4352,25 @@
           <w:sz w:val="28"/>
           <w:szCs w:val="28"/>
         </w:rPr>
-        <w:t>Сходство Box Creator с разрабатываемым плагином заключается в автоматическом формировании трехмерного объекта на основе заданных пользователем параметров. Оба решения предназначены для сокращения количества ручных операций при построении коробчатых конструкций и предусматривают настройку размеров и внутренних элементов.</w:t>
+        <w:t xml:space="preserve">Сходство Box </w:t>
+      </w:r>
+      <w:proofErr w:type="spellStart"/>
+      <w:r>
+        <w:rPr>
+          <w:rFonts w:ascii="Times New Roman" w:hAnsi="Times New Roman" w:cs="Times New Roman"/>
+          <w:sz w:val="28"/>
+          <w:szCs w:val="28"/>
+        </w:rPr>
+        <w:t>Creator</w:t>
+      </w:r>
+      <w:proofErr w:type="spellEnd"/>
+      <w:r>
+        <w:rPr>
+          <w:rFonts w:ascii="Times New Roman" w:hAnsi="Times New Roman" w:cs="Times New Roman"/>
+          <w:sz w:val="28"/>
+          <w:szCs w:val="28"/>
+        </w:rPr>
+        <w:t xml:space="preserve"> с разрабатываемым плагином заключается в автоматическом формировании трехмерного объекта на основе заданных пользователем параметров. Оба решения предназначены для сокращения количества ручных операций при построении коробчатых конструкций и предусматривают настройку размеров и внутренних элементов.</w:t>
       </w:r>
     </w:p>
     <w:p>
@@ -3777,7 +4390,43 @@
           <w:sz w:val="28"/>
           <w:szCs w:val="28"/>
         </w:rPr>
-        <w:t>Основным отличием является область применения. Box Creator является универсальным инструментом для создания коробов в FreeCAD, а разрабатываемый плагин предназначен непосредственно для построения модульного настольного органайзера в КОМПАС-3D. Кроме того, в нашем плагине предусматривается проверка взаимозависимости параметров L и S, а количество секций задается отдельным параметром N.</w:t>
+        <w:t xml:space="preserve">Основным отличием является область применения. Box </w:t>
+      </w:r>
+      <w:proofErr w:type="spellStart"/>
+      <w:r>
+        <w:rPr>
+          <w:rFonts w:ascii="Times New Roman" w:hAnsi="Times New Roman" w:cs="Times New Roman"/>
+          <w:sz w:val="28"/>
+          <w:szCs w:val="28"/>
+        </w:rPr>
+        <w:t>Creator</w:t>
+      </w:r>
+      <w:proofErr w:type="spellEnd"/>
+      <w:r>
+        <w:rPr>
+          <w:rFonts w:ascii="Times New Roman" w:hAnsi="Times New Roman" w:cs="Times New Roman"/>
+          <w:sz w:val="28"/>
+          <w:szCs w:val="28"/>
+        </w:rPr>
+        <w:t xml:space="preserve"> является универсальным инструментом для создания коробов в </w:t>
+      </w:r>
+      <w:proofErr w:type="spellStart"/>
+      <w:r>
+        <w:rPr>
+          <w:rFonts w:ascii="Times New Roman" w:hAnsi="Times New Roman" w:cs="Times New Roman"/>
+          <w:sz w:val="28"/>
+          <w:szCs w:val="28"/>
+        </w:rPr>
+        <w:t>FreeCAD</w:t>
+      </w:r>
+      <w:proofErr w:type="spellEnd"/>
+      <w:r>
+        <w:rPr>
+          <w:rFonts w:ascii="Times New Roman" w:hAnsi="Times New Roman" w:cs="Times New Roman"/>
+          <w:sz w:val="28"/>
+          <w:szCs w:val="28"/>
+        </w:rPr>
+        <w:t>, а разрабатываемый плагин предназначен непосредственно для построения модульного настольного органайзера в КОМПАС-3D. Кроме того, в нашем плагине предусматривается проверка взаимозависимости параметров L и S, а количество секций задается отдельным параметром N.</w:t>
       </w:r>
     </w:p>
     <w:p>
@@ -3921,8 +4570,18 @@
           <w:sz w:val="28"/>
           <w:szCs w:val="28"/>
         </w:rPr>
-        <w:t>Интерфейс макроса Box Creator</w:t>
-      </w:r>
+        <w:t xml:space="preserve">Интерфейс макроса Box </w:t>
+      </w:r>
+      <w:proofErr w:type="spellStart"/>
+      <w:r>
+        <w:rPr>
+          <w:rFonts w:ascii="Times New Roman" w:hAnsi="Times New Roman" w:cs="Times New Roman"/>
+          <w:sz w:val="28"/>
+          <w:szCs w:val="28"/>
+        </w:rPr>
+        <w:t>Creator</w:t>
+      </w:r>
+      <w:proofErr w:type="spellEnd"/>
     </w:p>
     <w:p>
       <w:pPr>
@@ -3969,8 +4628,20 @@
           <w:sz w:val="28"/>
           <w:szCs w:val="28"/>
         </w:rPr>
-        <w:t>.3.2 CutCraft</w:t>
-      </w:r>
+        <w:t xml:space="preserve">.3.2 </w:t>
+      </w:r>
+      <w:proofErr w:type="spellStart"/>
+      <w:r>
+        <w:rPr>
+          <w:rFonts w:ascii="Times New Roman" w:hAnsi="Times New Roman" w:cs="Times New Roman"/>
+          <w:b/>
+          <w:bCs/>
+          <w:sz w:val="28"/>
+          <w:szCs w:val="28"/>
+        </w:rPr>
+        <w:t>CutCraft</w:t>
+      </w:r>
+      <w:proofErr w:type="spellEnd"/>
     </w:p>
     <w:p>
       <w:pPr>
@@ -3979,12 +4650,14 @@
         </w:tabs>
         <w:spacing w:after="0" w:line="360" w:lineRule="auto"/>
         <w:ind w:firstLine="709"/>
-        <w:rPr>
-          <w:rFonts w:ascii="Times New Roman" w:hAnsi="Times New Roman" w:cs="Times New Roman"/>
-          <w:sz w:val="28"/>
-          <w:szCs w:val="28"/>
-        </w:rPr>
-      </w:pPr>
+        <w:jc w:val="both"/>
+        <w:rPr>
+          <w:rFonts w:ascii="Times New Roman" w:hAnsi="Times New Roman" w:cs="Times New Roman"/>
+          <w:sz w:val="28"/>
+          <w:szCs w:val="28"/>
+        </w:rPr>
+      </w:pPr>
+      <w:proofErr w:type="spellStart"/>
       <w:r>
         <w:rPr>
           <w:rFonts w:ascii="Times New Roman" w:hAnsi="Times New Roman" w:cs="Times New Roman"/>
@@ -3995,6 +4668,7 @@
         </w:rPr>
         <w:t>CutCraft</w:t>
       </w:r>
+      <w:proofErr w:type="spellEnd"/>
       <w:r>
         <w:rPr>
           <w:rFonts w:ascii="Times New Roman" w:hAnsi="Times New Roman" w:cs="Times New Roman"/>
@@ -4017,7 +4691,43 @@
           <w:sz w:val="28"/>
           <w:szCs w:val="28"/>
         </w:rPr>
-        <w:t xml:space="preserve"> расширение для SketchUp, предназначенное для параметрической генерации корпусной мебели. Расширение позволяет задавать размеры и конструктивные параметры объекта, после чего автоматически формирует трехмерную модель непосредственно в среде SketchUp. Пользователь может задавать ширину, высоту, глубину, толщину материала, количество полок, ящиков и другие параметры. Созданный объект также можно повторно редактировать через диалог параметров. </w:t>
+        <w:t xml:space="preserve"> расширение для </w:t>
+      </w:r>
+      <w:proofErr w:type="spellStart"/>
+      <w:r>
+        <w:rPr>
+          <w:rFonts w:ascii="Times New Roman" w:hAnsi="Times New Roman" w:cs="Times New Roman"/>
+          <w:sz w:val="28"/>
+          <w:szCs w:val="28"/>
+        </w:rPr>
+        <w:t>SketchUp</w:t>
+      </w:r>
+      <w:proofErr w:type="spellEnd"/>
+      <w:r>
+        <w:rPr>
+          <w:rFonts w:ascii="Times New Roman" w:hAnsi="Times New Roman" w:cs="Times New Roman"/>
+          <w:sz w:val="28"/>
+          <w:szCs w:val="28"/>
+        </w:rPr>
+        <w:t xml:space="preserve">, предназначенное для параметрической генерации корпусной мебели. Расширение позволяет задавать размеры и конструктивные параметры объекта, после чего автоматически формирует трехмерную модель непосредственно в среде </w:t>
+      </w:r>
+      <w:proofErr w:type="spellStart"/>
+      <w:r>
+        <w:rPr>
+          <w:rFonts w:ascii="Times New Roman" w:hAnsi="Times New Roman" w:cs="Times New Roman"/>
+          <w:sz w:val="28"/>
+          <w:szCs w:val="28"/>
+        </w:rPr>
+        <w:t>SketchUp</w:t>
+      </w:r>
+      <w:proofErr w:type="spellEnd"/>
+      <w:r>
+        <w:rPr>
+          <w:rFonts w:ascii="Times New Roman" w:hAnsi="Times New Roman" w:cs="Times New Roman"/>
+          <w:sz w:val="28"/>
+          <w:szCs w:val="28"/>
+        </w:rPr>
+        <w:t xml:space="preserve">. Пользователь может задавать ширину, высоту, глубину, толщину материала, количество полок, ящиков и другие параметры. Созданный объект также можно повторно редактировать через диалог параметров. </w:t>
       </w:r>
     </w:p>
     <w:p>
@@ -4027,19 +4737,38 @@
         </w:tabs>
         <w:spacing w:after="0" w:line="360" w:lineRule="auto"/>
         <w:ind w:firstLine="709"/>
-        <w:rPr>
-          <w:rFonts w:ascii="Times New Roman" w:hAnsi="Times New Roman" w:cs="Times New Roman"/>
-          <w:sz w:val="28"/>
-          <w:szCs w:val="28"/>
-        </w:rPr>
-      </w:pPr>
-      <w:r>
-        <w:rPr>
-          <w:rFonts w:ascii="Times New Roman" w:hAnsi="Times New Roman" w:cs="Times New Roman"/>
-          <w:sz w:val="28"/>
-          <w:szCs w:val="28"/>
-        </w:rPr>
-        <w:t>Сходство CutCraft с разрабатываемым плагином заключается в параметрическом подходе к построению модели. В обоих случаях пользователь задает основные размеры и конфигурацию объекта, после чего система автоматически выполняет необходимые операции построения. Такой подход позволяет отказаться от повторного ручного создания геометрии при изменении размеров объекта.</w:t>
+        <w:jc w:val="both"/>
+        <w:rPr>
+          <w:rFonts w:ascii="Times New Roman" w:hAnsi="Times New Roman" w:cs="Times New Roman"/>
+          <w:sz w:val="28"/>
+          <w:szCs w:val="28"/>
+        </w:rPr>
+      </w:pPr>
+      <w:r>
+        <w:rPr>
+          <w:rFonts w:ascii="Times New Roman" w:hAnsi="Times New Roman" w:cs="Times New Roman"/>
+          <w:sz w:val="28"/>
+          <w:szCs w:val="28"/>
+        </w:rPr>
+        <w:t xml:space="preserve">Сходство </w:t>
+      </w:r>
+      <w:proofErr w:type="spellStart"/>
+      <w:r>
+        <w:rPr>
+          <w:rFonts w:ascii="Times New Roman" w:hAnsi="Times New Roman" w:cs="Times New Roman"/>
+          <w:sz w:val="28"/>
+          <w:szCs w:val="28"/>
+        </w:rPr>
+        <w:t>CutCraft</w:t>
+      </w:r>
+      <w:proofErr w:type="spellEnd"/>
+      <w:r>
+        <w:rPr>
+          <w:rFonts w:ascii="Times New Roman" w:hAnsi="Times New Roman" w:cs="Times New Roman"/>
+          <w:sz w:val="28"/>
+          <w:szCs w:val="28"/>
+        </w:rPr>
+        <w:t xml:space="preserve"> с разрабатываемым плагином заключается в параметрическом подходе к построению модели. В обоих случаях пользователь задает основные размеры и конфигурацию объекта, после чего система автоматически выполняет необходимые операции построения. Такой подход позволяет отказаться от повторного ручного создания геометрии при изменении размеров объекта.</w:t>
       </w:r>
     </w:p>
     <w:p>
@@ -4049,19 +4778,38 @@
         </w:tabs>
         <w:spacing w:after="0" w:line="360" w:lineRule="auto"/>
         <w:ind w:firstLine="709"/>
-        <w:rPr>
-          <w:rFonts w:ascii="Times New Roman" w:hAnsi="Times New Roman" w:cs="Times New Roman"/>
-          <w:sz w:val="28"/>
-          <w:szCs w:val="28"/>
-        </w:rPr>
-      </w:pPr>
-      <w:r>
-        <w:rPr>
-          <w:rFonts w:ascii="Times New Roman" w:hAnsi="Times New Roman" w:cs="Times New Roman"/>
-          <w:sz w:val="28"/>
-          <w:szCs w:val="28"/>
-        </w:rPr>
-        <w:t xml:space="preserve">Отличием является назначение программных решений. CutCraft ориентирован прежде всего на генерацию шкафов и корпусной мебели, а </w:t>
+        <w:jc w:val="both"/>
+        <w:rPr>
+          <w:rFonts w:ascii="Times New Roman" w:hAnsi="Times New Roman" w:cs="Times New Roman"/>
+          <w:sz w:val="28"/>
+          <w:szCs w:val="28"/>
+        </w:rPr>
+      </w:pPr>
+      <w:r>
+        <w:rPr>
+          <w:rFonts w:ascii="Times New Roman" w:hAnsi="Times New Roman" w:cs="Times New Roman"/>
+          <w:sz w:val="28"/>
+          <w:szCs w:val="28"/>
+        </w:rPr>
+        <w:t xml:space="preserve">Отличием является назначение программных решений. </w:t>
+      </w:r>
+      <w:proofErr w:type="spellStart"/>
+      <w:r>
+        <w:rPr>
+          <w:rFonts w:ascii="Times New Roman" w:hAnsi="Times New Roman" w:cs="Times New Roman"/>
+          <w:sz w:val="28"/>
+          <w:szCs w:val="28"/>
+        </w:rPr>
+        <w:t>CutCraft</w:t>
+      </w:r>
+      <w:proofErr w:type="spellEnd"/>
+      <w:r>
+        <w:rPr>
+          <w:rFonts w:ascii="Times New Roman" w:hAnsi="Times New Roman" w:cs="Times New Roman"/>
+          <w:sz w:val="28"/>
+          <w:szCs w:val="28"/>
+        </w:rPr>
+        <w:t xml:space="preserve"> ориентирован прежде всего на генерацию шкафов и корпусной мебели, а </w:t>
       </w:r>
       <w:r>
         <w:rPr>
@@ -4102,7 +4850,25 @@
           <w:sz w:val="28"/>
           <w:szCs w:val="28"/>
         </w:rPr>
-        <w:t>L ≥ N·S + (N+1)·T.</w:t>
+        <w:t>L ≥ N·S + (N+</w:t>
+      </w:r>
+      <w:proofErr w:type="gramStart"/>
+      <w:r>
+        <w:rPr>
+          <w:rFonts w:ascii="Times New Roman" w:hAnsi="Times New Roman" w:cs="Times New Roman"/>
+          <w:sz w:val="28"/>
+          <w:szCs w:val="28"/>
+        </w:rPr>
+        <w:t>1)·</w:t>
+      </w:r>
+      <w:proofErr w:type="gramEnd"/>
+      <w:r>
+        <w:rPr>
+          <w:rFonts w:ascii="Times New Roman" w:hAnsi="Times New Roman" w:cs="Times New Roman"/>
+          <w:sz w:val="28"/>
+          <w:szCs w:val="28"/>
+        </w:rPr>
+        <w:t>T.</w:t>
       </w:r>
     </w:p>
     <w:p>
@@ -4112,6 +4878,7 @@
         </w:tabs>
         <w:spacing w:after="0" w:line="360" w:lineRule="auto"/>
         <w:ind w:firstLine="709"/>
+        <w:jc w:val="both"/>
         <w:rPr>
           <w:rFonts w:ascii="Times New Roman" w:hAnsi="Times New Roman" w:cs="Times New Roman"/>
           <w:sz w:val="28"/>
@@ -4146,7 +4913,25 @@
           <w:sz w:val="28"/>
           <w:szCs w:val="28"/>
         </w:rPr>
-        <w:t>Интерфейс расширения CutCraft представлен на рисунке 2.2.</w:t>
+        <w:t xml:space="preserve">Интерфейс расширения </w:t>
+      </w:r>
+      <w:proofErr w:type="spellStart"/>
+      <w:r>
+        <w:rPr>
+          <w:rFonts w:ascii="Times New Roman" w:hAnsi="Times New Roman" w:cs="Times New Roman"/>
+          <w:sz w:val="28"/>
+          <w:szCs w:val="28"/>
+        </w:rPr>
+        <w:t>CutCraft</w:t>
+      </w:r>
+      <w:proofErr w:type="spellEnd"/>
+      <w:r>
+        <w:rPr>
+          <w:rFonts w:ascii="Times New Roman" w:hAnsi="Times New Roman" w:cs="Times New Roman"/>
+          <w:sz w:val="28"/>
+          <w:szCs w:val="28"/>
+        </w:rPr>
+        <w:t xml:space="preserve"> представлен на рисунке 2.2.</w:t>
       </w:r>
     </w:p>
     <w:p>
@@ -4282,15 +5067,53 @@
           <w:sz w:val="28"/>
           <w:szCs w:val="28"/>
         </w:rPr>
-        <w:t>Интерфейс расширения CutCraft в SketchUp</w:t>
-      </w:r>
-      <w:r>
-        <w:rPr>
-          <w:rFonts w:ascii="Times New Roman" w:hAnsi="Times New Roman" w:cs="Times New Roman"/>
-          <w:sz w:val="28"/>
-          <w:szCs w:val="28"/>
-        </w:rPr>
-        <w:t>(на болгарском)</w:t>
+        <w:t xml:space="preserve">Интерфейс расширения </w:t>
+      </w:r>
+      <w:proofErr w:type="spellStart"/>
+      <w:r>
+        <w:rPr>
+          <w:rFonts w:ascii="Times New Roman" w:hAnsi="Times New Roman" w:cs="Times New Roman"/>
+          <w:sz w:val="28"/>
+          <w:szCs w:val="28"/>
+        </w:rPr>
+        <w:t>CutCraft</w:t>
+      </w:r>
+      <w:proofErr w:type="spellEnd"/>
+      <w:r>
+        <w:rPr>
+          <w:rFonts w:ascii="Times New Roman" w:hAnsi="Times New Roman" w:cs="Times New Roman"/>
+          <w:sz w:val="28"/>
+          <w:szCs w:val="28"/>
+        </w:rPr>
+        <w:t xml:space="preserve"> в </w:t>
+      </w:r>
+      <w:proofErr w:type="spellStart"/>
+      <w:proofErr w:type="gramStart"/>
+      <w:r>
+        <w:rPr>
+          <w:rFonts w:ascii="Times New Roman" w:hAnsi="Times New Roman" w:cs="Times New Roman"/>
+          <w:sz w:val="28"/>
+          <w:szCs w:val="28"/>
+        </w:rPr>
+        <w:t>SketchUp</w:t>
+      </w:r>
+      <w:proofErr w:type="spellEnd"/>
+      <w:r>
+        <w:rPr>
+          <w:rFonts w:ascii="Times New Roman" w:hAnsi="Times New Roman" w:cs="Times New Roman"/>
+          <w:sz w:val="28"/>
+          <w:szCs w:val="28"/>
+        </w:rPr>
+        <w:t>(</w:t>
+      </w:r>
+      <w:proofErr w:type="gramEnd"/>
+      <w:r>
+        <w:rPr>
+          <w:rFonts w:ascii="Times New Roman" w:hAnsi="Times New Roman" w:cs="Times New Roman"/>
+          <w:sz w:val="28"/>
+          <w:szCs w:val="28"/>
+        </w:rPr>
+        <w:t>на болгарском)</w:t>
       </w:r>
     </w:p>
     <w:p>
@@ -4309,6 +5132,28 @@
     </w:p>
     <w:p>
       <w:pPr>
+        <w:spacing w:line="259" w:lineRule="auto"/>
+        <w:rPr>
+          <w:rFonts w:ascii="Times New Roman" w:hAnsi="Times New Roman" w:cs="Times New Roman"/>
+          <w:b/>
+          <w:bCs/>
+          <w:sz w:val="28"/>
+          <w:szCs w:val="28"/>
+        </w:rPr>
+      </w:pPr>
+      <w:r>
+        <w:rPr>
+          <w:rFonts w:ascii="Times New Roman" w:hAnsi="Times New Roman" w:cs="Times New Roman"/>
+          <w:b/>
+          <w:bCs/>
+          <w:sz w:val="28"/>
+          <w:szCs w:val="28"/>
+        </w:rPr>
+        <w:br w:type="page"/>
+      </w:r>
+    </w:p>
+    <w:p>
+      <w:pPr>
         <w:tabs>
           <w:tab w:val="left" w:pos="284"/>
         </w:tabs>
@@ -4328,6 +5173,7 @@
           <w:sz w:val="28"/>
           <w:szCs w:val="28"/>
         </w:rPr>
+        <w:lastRenderedPageBreak/>
         <w:t xml:space="preserve">2 </w:t>
       </w:r>
       <w:r>
@@ -4380,16 +5226,7 @@
           <w:sz w:val="28"/>
           <w:szCs w:val="28"/>
         </w:rPr>
-        <w:t xml:space="preserve">Настольный органайзер представляет собой контейнер или систему отделений, предназначенных для хранения канцелярских принадлежностей и других небольших предметов на рабочей поверхности. Основным </w:t>
-      </w:r>
-      <w:r>
-        <w:rPr>
-          <w:rFonts w:ascii="Times New Roman" w:hAnsi="Times New Roman" w:cs="Times New Roman"/>
-          <w:sz w:val="28"/>
-          <w:szCs w:val="28"/>
-        </w:rPr>
-        <w:lastRenderedPageBreak/>
-        <w:t xml:space="preserve">назначением настольного органайзера является размещение предметов в отдельных отделениях и поддержание порядка на рабочем месте. </w:t>
+        <w:t xml:space="preserve">Настольный органайзер представляет собой контейнер или систему отделений, предназначенных для хранения канцелярских принадлежностей и других небольших предметов на рабочей поверхности. Основным назначением настольного органайзера является размещение предметов в отдельных отделениях и поддержание порядка на рабочем месте. </w:t>
       </w:r>
     </w:p>
     <w:p>
@@ -4701,7 +5538,29 @@
           <w:sz w:val="28"/>
           <w:szCs w:val="28"/>
         </w:rPr>
-        <w:t>L ≥ N·S + (N+1)·T.</w:t>
+        <w:t>L ≥ N·S + (N+</w:t>
+      </w:r>
+      <w:proofErr w:type="gramStart"/>
+      <w:r>
+        <w:rPr>
+          <w:rFonts w:ascii="Times New Roman" w:hAnsi="Times New Roman" w:cs="Times New Roman"/>
+          <w:b/>
+          <w:bCs/>
+          <w:sz w:val="28"/>
+          <w:szCs w:val="28"/>
+        </w:rPr>
+        <w:t>1)·</w:t>
+      </w:r>
+      <w:proofErr w:type="gramEnd"/>
+      <w:r>
+        <w:rPr>
+          <w:rFonts w:ascii="Times New Roman" w:hAnsi="Times New Roman" w:cs="Times New Roman"/>
+          <w:b/>
+          <w:bCs/>
+          <w:sz w:val="28"/>
+          <w:szCs w:val="28"/>
+        </w:rPr>
+        <w:t>T.</w:t>
       </w:r>
     </w:p>
     <w:p>
@@ -4722,7 +5581,16 @@
           <w:sz w:val="28"/>
           <w:szCs w:val="28"/>
         </w:rPr>
-        <w:t>При изменении значения L система должна пересчитывать допустимый диапазон значения S. При изменении значения S система должна пересчитывать минимально допустимое значение L. Данная зависимость позволяет обеспечить расположение заданного количества секций внутри корпуса органайзера без выхода перегородок за пределы внешних стенок.</w:t>
+        <w:t xml:space="preserve">При изменении значения L система должна пересчитывать допустимый диапазон значения S. При изменении значения S система должна пересчитывать минимально допустимое значение L. Данная зависимость </w:t>
+      </w:r>
+      <w:r>
+        <w:rPr>
+          <w:rFonts w:ascii="Times New Roman" w:hAnsi="Times New Roman" w:cs="Times New Roman"/>
+          <w:sz w:val="28"/>
+          <w:szCs w:val="28"/>
+        </w:rPr>
+        <w:lastRenderedPageBreak/>
+        <w:t>позволяет обеспечить расположение заданного количества секций внутри корпуса органайзера без выхода перегородок за пределы внешних стенок.</w:t>
       </w:r>
     </w:p>
     <w:p>
@@ -4806,7 +5674,6 @@
           <w:szCs w:val="28"/>
           <w:lang w:eastAsia="ru-RU"/>
         </w:rPr>
-        <w:lastRenderedPageBreak/>
         <w:drawing>
           <wp:inline distT="0" distB="0" distL="0" distR="0" wp14:anchorId="043F75CD" wp14:editId="2572D8DC">
             <wp:extent cx="4861714" cy="2507853"/>
@@ -4940,7 +5807,27 @@
           <w:sz w:val="28"/>
           <w:szCs w:val="28"/>
         </w:rPr>
-        <w:t xml:space="preserve"> представлен чертеж модульногоорганайзера с обозначением основных геометрических параметров.</w:t>
+        <w:t xml:space="preserve"> представлен чертеж </w:t>
+      </w:r>
+      <w:proofErr w:type="spellStart"/>
+      <w:r>
+        <w:rPr>
+          <w:rFonts w:ascii="Times New Roman" w:eastAsia="Times New Roman" w:hAnsi="Times New Roman" w:cs="Times New Roman"/>
+          <w:color w:val="000000" w:themeColor="text1"/>
+          <w:sz w:val="28"/>
+          <w:szCs w:val="28"/>
+        </w:rPr>
+        <w:t>модульногоорганайзера</w:t>
+      </w:r>
+      <w:proofErr w:type="spellEnd"/>
+      <w:r>
+        <w:rPr>
+          <w:rFonts w:ascii="Times New Roman" w:eastAsia="Times New Roman" w:hAnsi="Times New Roman" w:cs="Times New Roman"/>
+          <w:color w:val="000000" w:themeColor="text1"/>
+          <w:sz w:val="28"/>
+          <w:szCs w:val="28"/>
+        </w:rPr>
+        <w:t xml:space="preserve"> с обозначением основных геометрических параметров.</w:t>
       </w:r>
     </w:p>
     <w:p>
@@ -5302,6 +6189,7 @@
         </w:rPr>
         <w:t xml:space="preserve">– </w:t>
       </w:r>
+      <w:proofErr w:type="spellStart"/>
       <w:r>
         <w:rPr>
           <w:rFonts w:ascii="Times New Roman" w:hAnsi="Times New Roman" w:cs="Times New Roman"/>
@@ -5312,6 +6200,7 @@
         </w:rPr>
         <w:t>MainView</w:t>
       </w:r>
+      <w:proofErr w:type="spellEnd"/>
       <w:r>
         <w:rPr>
           <w:rFonts w:ascii="Times New Roman" w:hAnsi="Times New Roman" w:cs="Times New Roman"/>
@@ -5349,6 +6238,7 @@
         </w:rPr>
         <w:t xml:space="preserve">– </w:t>
       </w:r>
+      <w:proofErr w:type="spellStart"/>
       <w:r>
         <w:rPr>
           <w:rFonts w:ascii="Times New Roman" w:hAnsi="Times New Roman" w:cs="Times New Roman"/>
@@ -5359,6 +6249,7 @@
         </w:rPr>
         <w:t>MainViewModel</w:t>
       </w:r>
+      <w:proofErr w:type="spellEnd"/>
       <w:r>
         <w:rPr>
           <w:rFonts w:ascii="Times New Roman" w:hAnsi="Times New Roman" w:cs="Times New Roman"/>
@@ -5396,6 +6287,7 @@
         </w:rPr>
         <w:t xml:space="preserve">– </w:t>
       </w:r>
+      <w:proofErr w:type="spellStart"/>
       <w:r>
         <w:rPr>
           <w:rFonts w:ascii="Times New Roman" w:hAnsi="Times New Roman" w:cs="Times New Roman"/>
@@ -5406,6 +6298,7 @@
         </w:rPr>
         <w:t>OrganizerParameters</w:t>
       </w:r>
+      <w:proofErr w:type="spellEnd"/>
       <w:r>
         <w:rPr>
           <w:rFonts w:ascii="Times New Roman" w:hAnsi="Times New Roman" w:cs="Times New Roman"/>
@@ -5451,6 +6344,7 @@
         </w:rPr>
         <w:t xml:space="preserve">– </w:t>
       </w:r>
+      <w:proofErr w:type="spellStart"/>
       <w:r>
         <w:rPr>
           <w:rFonts w:ascii="Times New Roman" w:hAnsi="Times New Roman" w:cs="Times New Roman"/>
@@ -5461,6 +6355,7 @@
         </w:rPr>
         <w:t>Validator</w:t>
       </w:r>
+      <w:proofErr w:type="spellEnd"/>
       <w:r>
         <w:rPr>
           <w:rFonts w:ascii="Times New Roman" w:hAnsi="Times New Roman" w:cs="Times New Roman"/>
@@ -5506,6 +6401,7 @@
         </w:rPr>
         <w:t xml:space="preserve">– </w:t>
       </w:r>
+      <w:proofErr w:type="spellStart"/>
       <w:r>
         <w:rPr>
           <w:rFonts w:ascii="Times New Roman" w:hAnsi="Times New Roman" w:cs="Times New Roman"/>
@@ -5516,6 +6412,7 @@
         </w:rPr>
         <w:t>OrganizerBuilder</w:t>
       </w:r>
+      <w:proofErr w:type="spellEnd"/>
       <w:r>
         <w:rPr>
           <w:rFonts w:ascii="Times New Roman" w:hAnsi="Times New Roman" w:cs="Times New Roman"/>
@@ -5617,6 +6514,7 @@
         <w:lastRenderedPageBreak/>
         <w:t xml:space="preserve">Класс </w:t>
       </w:r>
+      <w:proofErr w:type="spellStart"/>
       <w:r>
         <w:rPr>
           <w:rFonts w:ascii="Times New Roman" w:hAnsi="Times New Roman" w:cs="Times New Roman"/>
@@ -5627,6 +6525,7 @@
         </w:rPr>
         <w:t>MainView</w:t>
       </w:r>
+      <w:proofErr w:type="spellEnd"/>
       <w:r>
         <w:rPr>
           <w:rFonts w:ascii="Times New Roman" w:hAnsi="Times New Roman" w:cs="Times New Roman"/>
@@ -5635,6 +6534,7 @@
         </w:rPr>
         <w:t xml:space="preserve"> взаимодействует с классом </w:t>
       </w:r>
+      <w:proofErr w:type="spellStart"/>
       <w:r>
         <w:rPr>
           <w:rFonts w:ascii="Times New Roman" w:hAnsi="Times New Roman" w:cs="Times New Roman"/>
@@ -5645,6 +6545,7 @@
         </w:rPr>
         <w:t>MainViewModel</w:t>
       </w:r>
+      <w:proofErr w:type="spellEnd"/>
       <w:r>
         <w:rPr>
           <w:rFonts w:ascii="Times New Roman" w:hAnsi="Times New Roman" w:cs="Times New Roman"/>
@@ -5674,6 +6575,7 @@
         </w:rPr>
         <w:t xml:space="preserve">Класс </w:t>
       </w:r>
+      <w:proofErr w:type="spellStart"/>
       <w:r>
         <w:rPr>
           <w:rFonts w:ascii="Times New Roman" w:hAnsi="Times New Roman" w:cs="Times New Roman"/>
@@ -5684,6 +6586,7 @@
         </w:rPr>
         <w:t>MainViewModel</w:t>
       </w:r>
+      <w:proofErr w:type="spellEnd"/>
       <w:r>
         <w:rPr>
           <w:rFonts w:ascii="Times New Roman" w:hAnsi="Times New Roman" w:cs="Times New Roman"/>
@@ -5692,6 +6595,7 @@
         </w:rPr>
         <w:t xml:space="preserve"> использует классы </w:t>
       </w:r>
+      <w:proofErr w:type="spellStart"/>
       <w:r>
         <w:rPr>
           <w:rFonts w:ascii="Times New Roman" w:hAnsi="Times New Roman" w:cs="Times New Roman"/>
@@ -5702,6 +6606,7 @@
         </w:rPr>
         <w:t>OrganizerParameters</w:t>
       </w:r>
+      <w:proofErr w:type="spellEnd"/>
       <w:r>
         <w:rPr>
           <w:rFonts w:ascii="Times New Roman" w:hAnsi="Times New Roman" w:cs="Times New Roman"/>
@@ -5710,6 +6615,7 @@
         </w:rPr>
         <w:t xml:space="preserve"> и </w:t>
       </w:r>
+      <w:proofErr w:type="spellStart"/>
       <w:r>
         <w:rPr>
           <w:rFonts w:ascii="Times New Roman" w:hAnsi="Times New Roman" w:cs="Times New Roman"/>
@@ -5720,6 +6626,7 @@
         </w:rPr>
         <w:t>Validator</w:t>
       </w:r>
+      <w:proofErr w:type="spellEnd"/>
       <w:r>
         <w:rPr>
           <w:rFonts w:ascii="Times New Roman" w:hAnsi="Times New Roman" w:cs="Times New Roman"/>
@@ -5728,6 +6635,7 @@
         </w:rPr>
         <w:t xml:space="preserve"> для хранения и проверки значений параметров. После успешной проверки параметров модель представления передает управление классу </w:t>
       </w:r>
+      <w:proofErr w:type="spellStart"/>
       <w:r>
         <w:rPr>
           <w:rFonts w:ascii="Times New Roman" w:hAnsi="Times New Roman" w:cs="Times New Roman"/>
@@ -5738,6 +6646,7 @@
         </w:rPr>
         <w:t>OrganizerBuilder</w:t>
       </w:r>
+      <w:proofErr w:type="spellEnd"/>
       <w:r>
         <w:rPr>
           <w:rFonts w:ascii="Times New Roman" w:hAnsi="Times New Roman" w:cs="Times New Roman"/>
@@ -5767,6 +6676,7 @@
         </w:rPr>
         <w:t xml:space="preserve">Класс </w:t>
       </w:r>
+      <w:proofErr w:type="spellStart"/>
       <w:r>
         <w:rPr>
           <w:rFonts w:ascii="Times New Roman" w:hAnsi="Times New Roman" w:cs="Times New Roman"/>
@@ -5777,6 +6687,7 @@
         </w:rPr>
         <w:t>OrganizerBuilder</w:t>
       </w:r>
+      <w:proofErr w:type="spellEnd"/>
       <w:r>
         <w:rPr>
           <w:rFonts w:ascii="Times New Roman" w:hAnsi="Times New Roman" w:cs="Times New Roman"/>
@@ -5824,6 +6735,7 @@
         </w:rPr>
         <w:t xml:space="preserve">Класс </w:t>
       </w:r>
+      <w:proofErr w:type="spellStart"/>
       <w:r>
         <w:rPr>
           <w:rFonts w:ascii="Times New Roman" w:hAnsi="Times New Roman" w:cs="Times New Roman"/>
@@ -5834,6 +6746,7 @@
         </w:rPr>
         <w:t>Validator</w:t>
       </w:r>
+      <w:proofErr w:type="spellEnd"/>
       <w:r>
         <w:rPr>
           <w:rFonts w:ascii="Times New Roman" w:hAnsi="Times New Roman" w:cs="Times New Roman"/>
@@ -5842,6 +6755,7 @@
         </w:rPr>
         <w:t xml:space="preserve"> связан с классом </w:t>
       </w:r>
+      <w:proofErr w:type="spellStart"/>
       <w:r>
         <w:rPr>
           <w:rFonts w:ascii="Times New Roman" w:hAnsi="Times New Roman" w:cs="Times New Roman"/>
@@ -5852,6 +6766,7 @@
         </w:rPr>
         <w:t>OrganizerParameters</w:t>
       </w:r>
+      <w:proofErr w:type="spellEnd"/>
       <w:r>
         <w:rPr>
           <w:rFonts w:ascii="Times New Roman" w:hAnsi="Times New Roman" w:cs="Times New Roman"/>
@@ -5860,6 +6775,7 @@
         </w:rPr>
         <w:t xml:space="preserve">, поскольку выполняет проверку значений, содержащихся в данном классе. Класс </w:t>
       </w:r>
+      <w:proofErr w:type="spellStart"/>
       <w:r>
         <w:rPr>
           <w:rFonts w:ascii="Times New Roman" w:hAnsi="Times New Roman" w:cs="Times New Roman"/>
@@ -5870,6 +6786,7 @@
         </w:rPr>
         <w:t>OrganizerBuilder</w:t>
       </w:r>
+      <w:proofErr w:type="spellEnd"/>
       <w:r>
         <w:rPr>
           <w:rFonts w:ascii="Times New Roman" w:hAnsi="Times New Roman" w:cs="Times New Roman"/>
@@ -5878,6 +6795,7 @@
         </w:rPr>
         <w:t xml:space="preserve"> использует объект </w:t>
       </w:r>
+      <w:proofErr w:type="spellStart"/>
       <w:r>
         <w:rPr>
           <w:rFonts w:ascii="Times New Roman" w:hAnsi="Times New Roman" w:cs="Times New Roman"/>
@@ -5888,6 +6806,7 @@
         </w:rPr>
         <w:t>OrganizerParameters</w:t>
       </w:r>
+      <w:proofErr w:type="spellEnd"/>
       <w:r>
         <w:rPr>
           <w:rFonts w:ascii="Times New Roman" w:hAnsi="Times New Roman" w:cs="Times New Roman"/>
@@ -6074,7 +6993,7 @@
       <w:pPr>
         <w:pStyle w:val="a3"/>
         <w:spacing w:after="0" w:line="360" w:lineRule="auto"/>
-        <w:ind w:firstLine="709"/>
+        <w:ind w:left="0" w:firstLine="709"/>
         <w:jc w:val="both"/>
         <w:rPr>
           <w:rFonts w:ascii="Times New Roman" w:hAnsi="Times New Roman" w:cs="Times New Roman"/>
@@ -6088,7 +7007,7 @@
           <w:sz w:val="28"/>
           <w:szCs w:val="28"/>
         </w:rPr>
-        <w:t xml:space="preserve">Для взаимодействия пользователя с разрабатываемым плагином предусмотрен графический интерфейс, предназначенный для задания параметров модульного настольного органайзера и запуска его построения в САПР КОМПАС-3D. Макет интерфейса содержит область ввода параметров модели, область отображения чертежа, элементы </w:t>
+        <w:t xml:space="preserve">Для взаимодействия пользователя с разрабатываемым плагином предусмотрен графический интерфейс, предназначенный для задания параметров модульного настольного органайзера и запуска его построения в САПР КОМПАС-3D. Макет интерфейса содержит область ввода параметров модели, область отображения чертежа, элементы управления и строку </w:t>
       </w:r>
       <w:r>
         <w:rPr>
@@ -6097,14 +7016,14 @@
           <w:szCs w:val="28"/>
         </w:rPr>
         <w:lastRenderedPageBreak/>
-        <w:t xml:space="preserve">управления и строку состояния. Для каждого параметра указаны обозначение, единица измерения, допустимый диапазон и значение по умолчанию. Такой состав соответствует требованиям методики к макетам пользовательского интерфейса. </w:t>
+        <w:t xml:space="preserve">состояния. Для каждого параметра указаны обозначение, единица измерения, допустимый диапазон и значение по умолчанию. Такой состав соответствует требованиям методики к макетам пользовательского интерфейса. </w:t>
       </w:r>
     </w:p>
     <w:p>
       <w:pPr>
         <w:pStyle w:val="a3"/>
         <w:spacing w:after="0" w:line="360" w:lineRule="auto"/>
-        <w:ind w:firstLine="709"/>
+        <w:ind w:left="0" w:firstLine="709"/>
         <w:jc w:val="both"/>
         <w:rPr>
           <w:rFonts w:ascii="Times New Roman" w:hAnsi="Times New Roman" w:cs="Times New Roman"/>
@@ -6125,7 +7044,7 @@
       <w:pPr>
         <w:pStyle w:val="a3"/>
         <w:spacing w:after="0" w:line="360" w:lineRule="auto"/>
-        <w:ind w:firstLine="709"/>
+        <w:ind w:left="0" w:firstLine="709"/>
         <w:jc w:val="both"/>
         <w:rPr>
           <w:rFonts w:ascii="Times New Roman" w:hAnsi="Times New Roman" w:cs="Times New Roman"/>
@@ -6228,7 +7147,7 @@
       <w:pPr>
         <w:pStyle w:val="a3"/>
         <w:spacing w:after="0" w:line="360" w:lineRule="auto"/>
-        <w:ind w:firstLine="709"/>
+        <w:ind w:left="0" w:firstLine="709"/>
         <w:jc w:val="both"/>
         <w:rPr>
           <w:rFonts w:ascii="Times New Roman" w:hAnsi="Times New Roman" w:cs="Times New Roman"/>
@@ -6249,7 +7168,7 @@
       <w:pPr>
         <w:pStyle w:val="a3"/>
         <w:spacing w:after="0" w:line="360" w:lineRule="auto"/>
-        <w:ind w:firstLine="709"/>
+        <w:ind w:left="0" w:firstLine="709"/>
         <w:jc w:val="both"/>
         <w:rPr>
           <w:rFonts w:ascii="Times New Roman" w:hAnsi="Times New Roman" w:cs="Times New Roman"/>
@@ -6272,7 +7191,7 @@
       <w:pPr>
         <w:pStyle w:val="a3"/>
         <w:spacing w:after="0" w:line="360" w:lineRule="auto"/>
-        <w:ind w:firstLine="709"/>
+        <w:ind w:left="0" w:firstLine="709"/>
         <w:jc w:val="both"/>
         <w:rPr>
           <w:rFonts w:ascii="Times New Roman" w:hAnsi="Times New Roman" w:cs="Times New Roman"/>
@@ -7355,7 +8274,25 @@
           <w:sz w:val="28"/>
           <w:szCs w:val="28"/>
         </w:rPr>
-        <w:t>8. Фаулер М. UML. Основы. 3-е издание / М.Фаулер. – 3-е изд., пер. с англ. – СПб.: Символ-Плюс, 2019. – 192 с.</w:t>
+        <w:t xml:space="preserve">8. Фаулер М. UML. Основы. 3-е издание / </w:t>
+      </w:r>
+      <w:proofErr w:type="spellStart"/>
+      <w:r>
+        <w:rPr>
+          <w:rFonts w:ascii="Times New Roman" w:hAnsi="Times New Roman" w:cs="Times New Roman"/>
+          <w:sz w:val="28"/>
+          <w:szCs w:val="28"/>
+        </w:rPr>
+        <w:t>М.Фаулер</w:t>
+      </w:r>
+      <w:proofErr w:type="spellEnd"/>
+      <w:r>
+        <w:rPr>
+          <w:rFonts w:ascii="Times New Roman" w:hAnsi="Times New Roman" w:cs="Times New Roman"/>
+          <w:sz w:val="28"/>
+          <w:szCs w:val="28"/>
+        </w:rPr>
+        <w:t>. – 3-е изд., пер. с англ. – СПб.: Символ-Плюс, 2019. – 192 с.</w:t>
       </w:r>
     </w:p>
     <w:p>

--- a/docs/Проект системы.docx
+++ b/docs/Проект системы.docx
@@ -809,7 +809,6 @@
           <w:docPartUnique/>
         </w:docPartObj>
       </w:sdtPr>
-      <w:sdtEndPr/>
       <w:sdtContent>
         <w:p>
           <w:pPr>
@@ -4651,6 +4650,7 @@
         </w:tabs>
         <w:spacing w:after="0" w:line="360" w:lineRule="auto"/>
         <w:ind w:firstLine="709"/>
+        <w:jc w:val="both"/>
         <w:rPr>
           <w:rFonts w:ascii="Times New Roman" w:hAnsi="Times New Roman" w:cs="Times New Roman"/>
           <w:sz w:val="28"/>
@@ -4737,6 +4737,7 @@
         </w:tabs>
         <w:spacing w:after="0" w:line="360" w:lineRule="auto"/>
         <w:ind w:firstLine="709"/>
+        <w:jc w:val="both"/>
         <w:rPr>
           <w:rFonts w:ascii="Times New Roman" w:hAnsi="Times New Roman" w:cs="Times New Roman"/>
           <w:sz w:val="28"/>
@@ -4777,6 +4778,7 @@
         </w:tabs>
         <w:spacing w:after="0" w:line="360" w:lineRule="auto"/>
         <w:ind w:firstLine="709"/>
+        <w:jc w:val="both"/>
         <w:rPr>
           <w:rFonts w:ascii="Times New Roman" w:hAnsi="Times New Roman" w:cs="Times New Roman"/>
           <w:sz w:val="28"/>
@@ -4876,6 +4878,7 @@
         </w:tabs>
         <w:spacing w:after="0" w:line="360" w:lineRule="auto"/>
         <w:ind w:firstLine="709"/>
+        <w:jc w:val="both"/>
         <w:rPr>
           <w:rFonts w:ascii="Times New Roman" w:hAnsi="Times New Roman" w:cs="Times New Roman"/>
           <w:sz w:val="28"/>
@@ -5129,6 +5132,28 @@
     </w:p>
     <w:p>
       <w:pPr>
+        <w:spacing w:line="259" w:lineRule="auto"/>
+        <w:rPr>
+          <w:rFonts w:ascii="Times New Roman" w:hAnsi="Times New Roman" w:cs="Times New Roman"/>
+          <w:b/>
+          <w:bCs/>
+          <w:sz w:val="28"/>
+          <w:szCs w:val="28"/>
+        </w:rPr>
+      </w:pPr>
+      <w:r>
+        <w:rPr>
+          <w:rFonts w:ascii="Times New Roman" w:hAnsi="Times New Roman" w:cs="Times New Roman"/>
+          <w:b/>
+          <w:bCs/>
+          <w:sz w:val="28"/>
+          <w:szCs w:val="28"/>
+        </w:rPr>
+        <w:br w:type="page"/>
+      </w:r>
+    </w:p>
+    <w:p>
+      <w:pPr>
         <w:tabs>
           <w:tab w:val="left" w:pos="284"/>
         </w:tabs>
@@ -5148,6 +5173,7 @@
           <w:sz w:val="28"/>
           <w:szCs w:val="28"/>
         </w:rPr>
+        <w:lastRenderedPageBreak/>
         <w:t xml:space="preserve">2 </w:t>
       </w:r>
       <w:r>
@@ -5200,16 +5226,7 @@
           <w:sz w:val="28"/>
           <w:szCs w:val="28"/>
         </w:rPr>
-        <w:t xml:space="preserve">Настольный органайзер представляет собой контейнер или систему отделений, предназначенных для хранения канцелярских принадлежностей и других небольших предметов на рабочей поверхности. Основным </w:t>
-      </w:r>
-      <w:r>
-        <w:rPr>
-          <w:rFonts w:ascii="Times New Roman" w:hAnsi="Times New Roman" w:cs="Times New Roman"/>
-          <w:sz w:val="28"/>
-          <w:szCs w:val="28"/>
-        </w:rPr>
-        <w:lastRenderedPageBreak/>
-        <w:t xml:space="preserve">назначением настольного органайзера является размещение предметов в отдельных отделениях и поддержание порядка на рабочем месте. </w:t>
+        <w:t xml:space="preserve">Настольный органайзер представляет собой контейнер или систему отделений, предназначенных для хранения канцелярских принадлежностей и других небольших предметов на рабочей поверхности. Основным назначением настольного органайзера является размещение предметов в отдельных отделениях и поддержание порядка на рабочем месте. </w:t>
       </w:r>
     </w:p>
     <w:p>
@@ -5564,7 +5581,16 @@
           <w:sz w:val="28"/>
           <w:szCs w:val="28"/>
         </w:rPr>
-        <w:t>При изменении значения L система должна пересчитывать допустимый диапазон значения S. При изменении значения S система должна пересчитывать минимально допустимое значение L. Данная зависимость позволяет обеспечить расположение заданного количества секций внутри корпуса органайзера без выхода перегородок за пределы внешних стенок.</w:t>
+        <w:t xml:space="preserve">При изменении значения L система должна пересчитывать допустимый диапазон значения S. При изменении значения S система должна пересчитывать минимально допустимое значение L. Данная зависимость </w:t>
+      </w:r>
+      <w:r>
+        <w:rPr>
+          <w:rFonts w:ascii="Times New Roman" w:hAnsi="Times New Roman" w:cs="Times New Roman"/>
+          <w:sz w:val="28"/>
+          <w:szCs w:val="28"/>
+        </w:rPr>
+        <w:lastRenderedPageBreak/>
+        <w:t>позволяет обеспечить расположение заданного количества секций внутри корпуса органайзера без выхода перегородок за пределы внешних стенок.</w:t>
       </w:r>
     </w:p>
     <w:p>
@@ -5648,7 +5674,6 @@
           <w:szCs w:val="28"/>
           <w:lang w:eastAsia="ru-RU"/>
         </w:rPr>
-        <w:lastRenderedPageBreak/>
         <w:drawing>
           <wp:inline distT="0" distB="0" distL="0" distR="0" wp14:anchorId="043F75CD" wp14:editId="2572D8DC">
             <wp:extent cx="4861714" cy="2507853"/>
@@ -6968,7 +6993,7 @@
       <w:pPr>
         <w:pStyle w:val="a3"/>
         <w:spacing w:after="0" w:line="360" w:lineRule="auto"/>
-        <w:ind w:firstLine="709"/>
+        <w:ind w:left="0" w:firstLine="709"/>
         <w:jc w:val="both"/>
         <w:rPr>
           <w:rFonts w:ascii="Times New Roman" w:hAnsi="Times New Roman" w:cs="Times New Roman"/>
@@ -6982,7 +7007,7 @@
           <w:sz w:val="28"/>
           <w:szCs w:val="28"/>
         </w:rPr>
-        <w:t xml:space="preserve">Для взаимодействия пользователя с разрабатываемым плагином предусмотрен графический интерфейс, предназначенный для задания параметров модульного настольного органайзера и запуска его построения в САПР КОМПАС-3D. Макет интерфейса содержит область ввода параметров модели, область отображения чертежа, элементы </w:t>
+        <w:t xml:space="preserve">Для взаимодействия пользователя с разрабатываемым плагином предусмотрен графический интерфейс, предназначенный для задания параметров модульного настольного органайзера и запуска его построения в САПР КОМПАС-3D. Макет интерфейса содержит область ввода параметров модели, область отображения чертежа, элементы управления и строку </w:t>
       </w:r>
       <w:r>
         <w:rPr>
@@ -6991,14 +7016,14 @@
           <w:szCs w:val="28"/>
         </w:rPr>
         <w:lastRenderedPageBreak/>
-        <w:t xml:space="preserve">управления и строку состояния. Для каждого параметра указаны обозначение, единица измерения, допустимый диапазон и значение по умолчанию. Такой состав соответствует требованиям методики к макетам пользовательского интерфейса. </w:t>
+        <w:t xml:space="preserve">состояния. Для каждого параметра указаны обозначение, единица измерения, допустимый диапазон и значение по умолчанию. Такой состав соответствует требованиям методики к макетам пользовательского интерфейса. </w:t>
       </w:r>
     </w:p>
     <w:p>
       <w:pPr>
         <w:pStyle w:val="a3"/>
         <w:spacing w:after="0" w:line="360" w:lineRule="auto"/>
-        <w:ind w:firstLine="709"/>
+        <w:ind w:left="0" w:firstLine="709"/>
         <w:jc w:val="both"/>
         <w:rPr>
           <w:rFonts w:ascii="Times New Roman" w:hAnsi="Times New Roman" w:cs="Times New Roman"/>
@@ -7019,7 +7044,7 @@
       <w:pPr>
         <w:pStyle w:val="a3"/>
         <w:spacing w:after="0" w:line="360" w:lineRule="auto"/>
-        <w:ind w:firstLine="709"/>
+        <w:ind w:left="0" w:firstLine="709"/>
         <w:jc w:val="both"/>
         <w:rPr>
           <w:rFonts w:ascii="Times New Roman" w:hAnsi="Times New Roman" w:cs="Times New Roman"/>
@@ -7122,7 +7147,7 @@
       <w:pPr>
         <w:pStyle w:val="a3"/>
         <w:spacing w:after="0" w:line="360" w:lineRule="auto"/>
-        <w:ind w:firstLine="709"/>
+        <w:ind w:left="0" w:firstLine="709"/>
         <w:jc w:val="both"/>
         <w:rPr>
           <w:rFonts w:ascii="Times New Roman" w:hAnsi="Times New Roman" w:cs="Times New Roman"/>
@@ -7143,7 +7168,7 @@
       <w:pPr>
         <w:pStyle w:val="a3"/>
         <w:spacing w:after="0" w:line="360" w:lineRule="auto"/>
-        <w:ind w:firstLine="709"/>
+        <w:ind w:left="0" w:firstLine="709"/>
         <w:jc w:val="both"/>
         <w:rPr>
           <w:rFonts w:ascii="Times New Roman" w:hAnsi="Times New Roman" w:cs="Times New Roman"/>
@@ -7166,7 +7191,7 @@
       <w:pPr>
         <w:pStyle w:val="a3"/>
         <w:spacing w:after="0" w:line="360" w:lineRule="auto"/>
-        <w:ind w:firstLine="709"/>
+        <w:ind w:left="0" w:firstLine="709"/>
         <w:jc w:val="both"/>
         <w:rPr>
           <w:rFonts w:ascii="Times New Roman" w:hAnsi="Times New Roman" w:cs="Times New Roman"/>
